--- a/file 2.docx
+++ b/file 2.docx
@@ -12,8 +12,15 @@
         <w:rPr>
           <w:lang w:val="en-US"/>
         </w:rPr>
-        <w:t>This is the paragraph</w:t>
+        <w:t>This is the paragraph.</w:t>
       </w:r>
+    </w:p>
+    <w:p>
+      <w:pPr>
+        <w:rPr>
+          <w:lang w:val="en-US"/>
+        </w:rPr>
+      </w:pPr>
     </w:p>
     <w:sectPr>
       <w:pgSz w:w="11906" w:h="16838"/>
@@ -433,7 +440,7 @@
     <w:link w:val="Heading1Char"/>
     <w:uiPriority w:val="9"/>
     <w:qFormat/>
-    <w:rsid w:val="00DB7443"/>
+    <w:rsid w:val="00086886"/>
     <w:pPr>
       <w:keepNext/>
       <w:keepLines/>
@@ -456,7 +463,7 @@
     <w:semiHidden/>
     <w:unhideWhenUsed/>
     <w:qFormat/>
-    <w:rsid w:val="00DB7443"/>
+    <w:rsid w:val="00086886"/>
     <w:pPr>
       <w:keepNext/>
       <w:keepLines/>
@@ -479,7 +486,7 @@
     <w:semiHidden/>
     <w:unhideWhenUsed/>
     <w:qFormat/>
-    <w:rsid w:val="00DB7443"/>
+    <w:rsid w:val="00086886"/>
     <w:pPr>
       <w:keepNext/>
       <w:keepLines/>
@@ -502,7 +509,7 @@
     <w:semiHidden/>
     <w:unhideWhenUsed/>
     <w:qFormat/>
-    <w:rsid w:val="00DB7443"/>
+    <w:rsid w:val="00086886"/>
     <w:pPr>
       <w:keepNext/>
       <w:keepLines/>
@@ -525,7 +532,7 @@
     <w:semiHidden/>
     <w:unhideWhenUsed/>
     <w:qFormat/>
-    <w:rsid w:val="00DB7443"/>
+    <w:rsid w:val="00086886"/>
     <w:pPr>
       <w:keepNext/>
       <w:keepLines/>
@@ -546,7 +553,7 @@
     <w:semiHidden/>
     <w:unhideWhenUsed/>
     <w:qFormat/>
-    <w:rsid w:val="00DB7443"/>
+    <w:rsid w:val="00086886"/>
     <w:pPr>
       <w:keepNext/>
       <w:keepLines/>
@@ -569,7 +576,7 @@
     <w:semiHidden/>
     <w:unhideWhenUsed/>
     <w:qFormat/>
-    <w:rsid w:val="00DB7443"/>
+    <w:rsid w:val="00086886"/>
     <w:pPr>
       <w:keepNext/>
       <w:keepLines/>
@@ -590,7 +597,7 @@
     <w:semiHidden/>
     <w:unhideWhenUsed/>
     <w:qFormat/>
-    <w:rsid w:val="00DB7443"/>
+    <w:rsid w:val="00086886"/>
     <w:pPr>
       <w:keepNext/>
       <w:keepLines/>
@@ -613,7 +620,7 @@
     <w:semiHidden/>
     <w:unhideWhenUsed/>
     <w:qFormat/>
-    <w:rsid w:val="00DB7443"/>
+    <w:rsid w:val="00086886"/>
     <w:pPr>
       <w:keepNext/>
       <w:keepLines/>
@@ -657,7 +664,7 @@
     <w:basedOn w:val="DefaultParagraphFont"/>
     <w:link w:val="Heading1"/>
     <w:uiPriority w:val="9"/>
-    <w:rsid w:val="00DB7443"/>
+    <w:rsid w:val="00086886"/>
     <w:rPr>
       <w:rFonts w:asciiTheme="majorHAnsi" w:eastAsiaTheme="majorEastAsia" w:hAnsiTheme="majorHAnsi" w:cstheme="majorBidi"/>
       <w:color w:val="2F5496" w:themeColor="accent1" w:themeShade="BF"/>
@@ -671,7 +678,7 @@
     <w:link w:val="Heading2"/>
     <w:uiPriority w:val="9"/>
     <w:semiHidden/>
-    <w:rsid w:val="00DB7443"/>
+    <w:rsid w:val="00086886"/>
     <w:rPr>
       <w:rFonts w:asciiTheme="majorHAnsi" w:eastAsiaTheme="majorEastAsia" w:hAnsiTheme="majorHAnsi" w:cstheme="majorBidi"/>
       <w:color w:val="2F5496" w:themeColor="accent1" w:themeShade="BF"/>
@@ -685,7 +692,7 @@
     <w:link w:val="Heading3"/>
     <w:uiPriority w:val="9"/>
     <w:semiHidden/>
-    <w:rsid w:val="00DB7443"/>
+    <w:rsid w:val="00086886"/>
     <w:rPr>
       <w:rFonts w:eastAsiaTheme="majorEastAsia" w:cstheme="majorBidi"/>
       <w:color w:val="2F5496" w:themeColor="accent1" w:themeShade="BF"/>
@@ -699,7 +706,7 @@
     <w:link w:val="Heading4"/>
     <w:uiPriority w:val="9"/>
     <w:semiHidden/>
-    <w:rsid w:val="00DB7443"/>
+    <w:rsid w:val="00086886"/>
     <w:rPr>
       <w:rFonts w:eastAsiaTheme="majorEastAsia" w:cstheme="majorBidi"/>
       <w:i/>
@@ -713,7 +720,7 @@
     <w:link w:val="Heading5"/>
     <w:uiPriority w:val="9"/>
     <w:semiHidden/>
-    <w:rsid w:val="00DB7443"/>
+    <w:rsid w:val="00086886"/>
     <w:rPr>
       <w:rFonts w:eastAsiaTheme="majorEastAsia" w:cstheme="majorBidi"/>
       <w:color w:val="2F5496" w:themeColor="accent1" w:themeShade="BF"/>
@@ -725,7 +732,7 @@
     <w:link w:val="Heading6"/>
     <w:uiPriority w:val="9"/>
     <w:semiHidden/>
-    <w:rsid w:val="00DB7443"/>
+    <w:rsid w:val="00086886"/>
     <w:rPr>
       <w:rFonts w:eastAsiaTheme="majorEastAsia" w:cstheme="majorBidi"/>
       <w:i/>
@@ -739,7 +746,7 @@
     <w:link w:val="Heading7"/>
     <w:uiPriority w:val="9"/>
     <w:semiHidden/>
-    <w:rsid w:val="00DB7443"/>
+    <w:rsid w:val="00086886"/>
     <w:rPr>
       <w:rFonts w:eastAsiaTheme="majorEastAsia" w:cstheme="majorBidi"/>
       <w:color w:val="595959" w:themeColor="text1" w:themeTint="A6"/>
@@ -751,7 +758,7 @@
     <w:link w:val="Heading8"/>
     <w:uiPriority w:val="9"/>
     <w:semiHidden/>
-    <w:rsid w:val="00DB7443"/>
+    <w:rsid w:val="00086886"/>
     <w:rPr>
       <w:rFonts w:eastAsiaTheme="majorEastAsia" w:cstheme="majorBidi"/>
       <w:i/>
@@ -765,7 +772,7 @@
     <w:link w:val="Heading9"/>
     <w:uiPriority w:val="9"/>
     <w:semiHidden/>
-    <w:rsid w:val="00DB7443"/>
+    <w:rsid w:val="00086886"/>
     <w:rPr>
       <w:rFonts w:eastAsiaTheme="majorEastAsia" w:cstheme="majorBidi"/>
       <w:color w:val="272727" w:themeColor="text1" w:themeTint="D8"/>
@@ -778,7 +785,7 @@
     <w:link w:val="TitleChar"/>
     <w:uiPriority w:val="10"/>
     <w:qFormat/>
-    <w:rsid w:val="00DB7443"/>
+    <w:rsid w:val="00086886"/>
     <w:pPr>
       <w:spacing w:after="80" w:line="240" w:lineRule="auto"/>
       <w:contextualSpacing/>
@@ -796,7 +803,7 @@
     <w:basedOn w:val="DefaultParagraphFont"/>
     <w:link w:val="Title"/>
     <w:uiPriority w:val="10"/>
-    <w:rsid w:val="00DB7443"/>
+    <w:rsid w:val="00086886"/>
     <w:rPr>
       <w:rFonts w:asciiTheme="majorHAnsi" w:eastAsiaTheme="majorEastAsia" w:hAnsiTheme="majorHAnsi" w:cstheme="majorBidi"/>
       <w:spacing w:val="-10"/>
@@ -812,7 +819,7 @@
     <w:link w:val="SubtitleChar"/>
     <w:uiPriority w:val="11"/>
     <w:qFormat/>
-    <w:rsid w:val="00DB7443"/>
+    <w:rsid w:val="00086886"/>
     <w:pPr>
       <w:numPr>
         <w:ilvl w:val="1"/>
@@ -831,7 +838,7 @@
     <w:basedOn w:val="DefaultParagraphFont"/>
     <w:link w:val="Subtitle"/>
     <w:uiPriority w:val="11"/>
-    <w:rsid w:val="00DB7443"/>
+    <w:rsid w:val="00086886"/>
     <w:rPr>
       <w:rFonts w:eastAsiaTheme="majorEastAsia" w:cstheme="majorBidi"/>
       <w:color w:val="595959" w:themeColor="text1" w:themeTint="A6"/>
@@ -847,7 +854,7 @@
     <w:link w:val="QuoteChar"/>
     <w:uiPriority w:val="29"/>
     <w:qFormat/>
-    <w:rsid w:val="00DB7443"/>
+    <w:rsid w:val="00086886"/>
     <w:pPr>
       <w:spacing w:before="160"/>
       <w:jc w:val="center"/>
@@ -863,7 +870,7 @@
     <w:basedOn w:val="DefaultParagraphFont"/>
     <w:link w:val="Quote"/>
     <w:uiPriority w:val="29"/>
-    <w:rsid w:val="00DB7443"/>
+    <w:rsid w:val="00086886"/>
     <w:rPr>
       <w:i/>
       <w:iCs/>
@@ -875,7 +882,7 @@
     <w:basedOn w:val="Normal"/>
     <w:uiPriority w:val="34"/>
     <w:qFormat/>
-    <w:rsid w:val="00DB7443"/>
+    <w:rsid w:val="00086886"/>
     <w:pPr>
       <w:ind w:left="720"/>
       <w:contextualSpacing/>
@@ -886,7 +893,7 @@
     <w:basedOn w:val="DefaultParagraphFont"/>
     <w:uiPriority w:val="21"/>
     <w:qFormat/>
-    <w:rsid w:val="00DB7443"/>
+    <w:rsid w:val="00086886"/>
     <w:rPr>
       <w:i/>
       <w:iCs/>
@@ -900,7 +907,7 @@
     <w:link w:val="IntenseQuoteChar"/>
     <w:uiPriority w:val="30"/>
     <w:qFormat/>
-    <w:rsid w:val="00DB7443"/>
+    <w:rsid w:val="00086886"/>
     <w:pPr>
       <w:pBdr>
         <w:top w:val="single" w:sz="4" w:space="10" w:color="2F5496" w:themeColor="accent1" w:themeShade="BF"/>
@@ -921,7 +928,7 @@
     <w:basedOn w:val="DefaultParagraphFont"/>
     <w:link w:val="IntenseQuote"/>
     <w:uiPriority w:val="30"/>
-    <w:rsid w:val="00DB7443"/>
+    <w:rsid w:val="00086886"/>
     <w:rPr>
       <w:i/>
       <w:iCs/>
@@ -933,7 +940,7 @@
     <w:basedOn w:val="DefaultParagraphFont"/>
     <w:uiPriority w:val="32"/>
     <w:qFormat/>
-    <w:rsid w:val="00DB7443"/>
+    <w:rsid w:val="00086886"/>
     <w:rPr>
       <w:b/>
       <w:bCs/>
